--- a/documents/Resume_Roy_Aggarwal_Fall_2026.docx
+++ b/documents/Resume_Roy_Aggarwal_Fall_2026.docx
@@ -39,16 +39,7 @@
           <w:sz w:val="24"/>
           <w:szCs w:val="24"/>
         </w:rPr>
-        <w:t xml:space="preserve">Digital Transformation | </w:t>
-      </w:r>
-      <w:r>
-        <w:rPr>
-          <w:b/>
-          <w:bCs/>
-          <w:sz w:val="24"/>
-          <w:szCs w:val="24"/>
-        </w:rPr>
-        <w:t>AI Governance &amp; Ethics | 15+ Years Enterprise IT Experience</w:t>
+        <w:t>Applied AI | Digital Transformation | AI Governance | 15+ Years Enterprise IT Experience</w:t>
       </w:r>
     </w:p>
     <w:p>
@@ -115,22 +106,30 @@
         <w:spacing w:after="240"/>
       </w:pPr>
       <w:r>
-        <w:t xml:space="preserve">Strategic IT and business leader with </w:t>
-      </w:r>
-      <w:r>
-        <w:t>15+</w:t>
-      </w:r>
-      <w:r>
-        <w:t xml:space="preserve"> years of enterprise experience, now focused on helping organizations adopt AI ethically, responsibly, and with clear business impact. Proven ability to bridge business and technical stakeholders, cutting through complexity to see the big picture and beginning every initiative with the end in mind. Expertise in translating complex AI concepts, enterprise systems strategy, and leading cross-functional teams through digital transformation initiatives</w:t>
-      </w:r>
-      <w:r>
-        <w:t>.</w:t>
+        <w:t>Strategic IT and business leader with 15+ years of enterprise experience, now focused on applying AI at the business level to drive digital transformation and clear business impact, with adoption kept responsible and well-governed. Proven ability to bridge business and technical stakeholders, cutting through complexity to see the big picture and beginning every initiative with the end in mind. Expertise in translating complex AI concepts, enterprise systems strategy, and leading cross-functional teams through digital transformation initiatives.</w:t>
+      </w:r>
+    </w:p>
+    <w:p>
+      <w:pPr>
+        <w:pStyle w:val="Heading1"/>
+        <w:rPr>
+          <w:color w:val="auto"/>
+        </w:rPr>
+      </w:pPr>
+      <w:r>
+        <w:rPr>
+          <w:color w:val="auto"/>
+        </w:rPr>
+        <w:t>VALUE PROPOSITION</w:t>
       </w:r>
     </w:p>
     <w:p>
       <w:pPr>
         <w:spacing w:after="240"/>
       </w:pPr>
+      <w:r>
+        <w:t>Over fifteen years of enterprise IT experience demonstrates a consistent theme: execution, not technology, is where transformation succeeds or fails. AI raises the stakes as it moves fast, becomes pervasive, and frameworks for responsible deployment continue maturing. My value lies in starting from the business problem, bridging business and technical stakeholders, and ensuring every AI initiative delivers measurable business impact while staying responsible and well-governed.</w:t>
+      </w:r>
     </w:p>
     <w:p>
       <w:pPr>
@@ -143,40 +142,85 @@
         <w:rPr>
           <w:color w:val="auto"/>
         </w:rPr>
-        <w:t>VALUE PROPOSITION</w:t>
-      </w:r>
-    </w:p>
-    <w:p>
-      <w:pPr>
+        <w:t>CORE COMPETENCIES</w:t>
+      </w:r>
+    </w:p>
+    <w:p>
+      <w:pPr>
+        <w:pStyle w:val="Heading2"/>
+        <w:rPr>
+          <w:color w:val="auto"/>
+        </w:rPr>
+      </w:pPr>
+      <w:r>
+        <w:rPr>
+          <w:color w:val="auto"/>
+        </w:rPr>
+        <w:t>Applied AI &amp; Strategy</w:t>
+      </w:r>
+    </w:p>
+    <w:p>
+      <w:pPr>
+        <w:pStyle w:val="ListParagraph"/>
+        <w:numPr>
+          <w:ilvl w:val="0"/>
+          <w:numId w:val="2"/>
+        </w:numPr>
+      </w:pPr>
+      <w:r>
+        <w:t>AI Adoption &amp; Enablement | AI Lifecycle Management &amp; Operations | AI Performance Monitoring</w:t>
+      </w:r>
+    </w:p>
+    <w:p>
+      <w:pPr>
+        <w:pStyle w:val="ListParagraph"/>
+        <w:numPr>
+          <w:ilvl w:val="0"/>
+          <w:numId w:val="2"/>
+        </w:numPr>
+        <w:spacing w:after="120"/>
+      </w:pPr>
+      <w:r>
+        <w:t>AI Strategy &amp; Governance | Ethical AI Implementation | Human Centred AI Design</w:t>
+      </w:r>
+    </w:p>
+    <w:p>
+      <w:pPr>
+        <w:pStyle w:val="Heading2"/>
+        <w:rPr>
+          <w:color w:val="auto"/>
+        </w:rPr>
+      </w:pPr>
+      <w:r>
+        <w:rPr>
+          <w:color w:val="auto"/>
+        </w:rPr>
+        <w:t>Strategic Capabilities</w:t>
+      </w:r>
+    </w:p>
+    <w:p>
+      <w:pPr>
+        <w:pStyle w:val="ListParagraph"/>
+        <w:numPr>
+          <w:ilvl w:val="0"/>
+          <w:numId w:val="2"/>
+        </w:numPr>
+      </w:pPr>
+      <w:r>
+        <w:t>Bridging Business &amp; Technical Teams | Translating Complex AI Concepts</w:t>
+      </w:r>
+    </w:p>
+    <w:p>
+      <w:pPr>
+        <w:pStyle w:val="ListParagraph"/>
+        <w:numPr>
+          <w:ilvl w:val="0"/>
+          <w:numId w:val="2"/>
+        </w:numPr>
         <w:spacing w:after="240"/>
       </w:pPr>
       <w:r>
-        <w:t xml:space="preserve">Over </w:t>
-      </w:r>
-      <w:r>
-        <w:t>fifteen</w:t>
-      </w:r>
-      <w:r>
-        <w:t xml:space="preserve"> years of enterprise IT experience demonstrates a consistent theme: projects fail not from inadequate technology, but from inadequate governance. AI amplifies this risk as it moves fast, becomes pervasive, and frameworks for responsible deployment continue maturing. My value lies in bridging business and technical stakeholders, cutting through complexity to identify strategic opportunities, and ensuring every AI initiative delivers measurable business impact while maintaining ethical standards.</w:t>
-      </w:r>
-    </w:p>
-    <w:p>
-      <w:pPr>
-        <w:spacing w:after="240"/>
-      </w:pPr>
-    </w:p>
-    <w:p>
-      <w:pPr>
-        <w:pStyle w:val="Heading1"/>
-        <w:rPr>
-          <w:color w:val="auto"/>
-        </w:rPr>
-      </w:pPr>
-      <w:r>
-        <w:rPr>
-          <w:color w:val="auto"/>
-        </w:rPr>
-        <w:t>CORE COMPETENCIES</w:t>
+        <w:t>Strategic Planning | Digital Transformation Leadership</w:t>
       </w:r>
     </w:p>
     <w:p>
@@ -190,19 +234,19 @@
         <w:rPr>
           <w:color w:val="auto"/>
         </w:rPr>
-        <w:t>AI &amp; Strategy</w:t>
-      </w:r>
-    </w:p>
-    <w:p>
-      <w:pPr>
-        <w:pStyle w:val="ListParagraph"/>
-        <w:numPr>
-          <w:ilvl w:val="0"/>
-          <w:numId w:val="2"/>
-        </w:numPr>
-      </w:pPr>
-      <w:r>
-        <w:t>AI Strategy &amp; Governance | Ethical AI Implementation | Human-Centered AI Design</w:t>
+        <w:t>Leadership &amp; Management</w:t>
+      </w:r>
+    </w:p>
+    <w:p>
+      <w:pPr>
+        <w:pStyle w:val="ListParagraph"/>
+        <w:numPr>
+          <w:ilvl w:val="0"/>
+          <w:numId w:val="2"/>
+        </w:numPr>
+      </w:pPr>
+      <w:r>
+        <w:t>Stakeholder Management | Project Management | Cross-Functional Team Leadership</w:t>
       </w:r>
     </w:p>
     <w:p>
@@ -215,85 +259,7 @@
         <w:spacing w:after="120"/>
       </w:pPr>
       <w:r>
-        <w:t>Predictive Analytics | Enterprise Systems Strategy</w:t>
-      </w:r>
-    </w:p>
-    <w:p>
-      <w:pPr>
-        <w:pStyle w:val="Heading2"/>
-        <w:rPr>
-          <w:color w:val="auto"/>
-        </w:rPr>
-      </w:pPr>
-      <w:r>
-        <w:rPr>
-          <w:color w:val="auto"/>
-        </w:rPr>
-        <w:t>Leadership &amp; Management</w:t>
-      </w:r>
-    </w:p>
-    <w:p>
-      <w:pPr>
-        <w:pStyle w:val="ListParagraph"/>
-        <w:numPr>
-          <w:ilvl w:val="0"/>
-          <w:numId w:val="2"/>
-        </w:numPr>
-      </w:pPr>
-      <w:r>
-        <w:t>Stakeholder Management | Project Management | Cross-Functional Team Leadership</w:t>
-      </w:r>
-    </w:p>
-    <w:p>
-      <w:pPr>
-        <w:pStyle w:val="ListParagraph"/>
-        <w:numPr>
-          <w:ilvl w:val="0"/>
-          <w:numId w:val="2"/>
-        </w:numPr>
-        <w:spacing w:after="120"/>
-      </w:pPr>
-      <w:r>
         <w:t>Change Management | Business Process Improvement | Requirements Analysis</w:t>
-      </w:r>
-    </w:p>
-    <w:p>
-      <w:pPr>
-        <w:pStyle w:val="Heading2"/>
-        <w:rPr>
-          <w:color w:val="auto"/>
-        </w:rPr>
-      </w:pPr>
-      <w:r>
-        <w:rPr>
-          <w:color w:val="auto"/>
-        </w:rPr>
-        <w:t>Strategic Capabilities</w:t>
-      </w:r>
-    </w:p>
-    <w:p>
-      <w:pPr>
-        <w:pStyle w:val="ListParagraph"/>
-        <w:numPr>
-          <w:ilvl w:val="0"/>
-          <w:numId w:val="2"/>
-        </w:numPr>
-      </w:pPr>
-      <w:r>
-        <w:t>Bridging Business &amp; Technical Teams | Translating Complex AI Concepts</w:t>
-      </w:r>
-    </w:p>
-    <w:p>
-      <w:pPr>
-        <w:pStyle w:val="ListParagraph"/>
-        <w:numPr>
-          <w:ilvl w:val="0"/>
-          <w:numId w:val="2"/>
-        </w:numPr>
-        <w:spacing w:after="240"/>
-      </w:pPr>
-      <w:r>
-        <w:t>Strategic Planning | Digital Transformation Leadership</w:t>
       </w:r>
     </w:p>
     <w:p>
@@ -328,6 +294,104 @@
         <w:rPr>
           <w:color w:val="auto"/>
         </w:rPr>
+        <w:t>Applied AI</w:t>
+      </w:r>
+    </w:p>
+    <w:p>
+      <w:pPr>
+        <w:pStyle w:val="ListParagraph"/>
+        <w:numPr>
+          <w:ilvl w:val="0"/>
+          <w:numId w:val="2"/>
+        </w:numPr>
+        <w:ind w:left="714" w:hanging="357"/>
+      </w:pPr>
+      <w:r>
+        <w:t xml:space="preserve">Project Manager for SIGNAL, an AI-assisted commercial credit monitoring proof of concept delivered </w:t>
+      </w:r>
+      <w:r>
+        <w:t>for</w:t>
+      </w:r>
+      <w:r>
+        <w:t xml:space="preserve"> a major Alberta-based financial institution, leading a four-person team through delivery</w:t>
+      </w:r>
+    </w:p>
+    <w:p>
+      <w:pPr>
+        <w:pStyle w:val="ListParagraph"/>
+        <w:numPr>
+          <w:ilvl w:val="0"/>
+          <w:numId w:val="2"/>
+        </w:numPr>
+        <w:ind w:left="714" w:hanging="357"/>
+      </w:pPr>
+      <w:r>
+        <w:t>Defined the system's decision-support boundaries (no credit approvals, no risk ratings, no live banking data), keeping every credit decision with a qualified human while automating the path from document intake to rated, evidence-backed early warnings</w:t>
+      </w:r>
+    </w:p>
+    <w:p/>
+    <w:p>
+      <w:pPr>
+        <w:rPr>
+          <w:b/>
+          <w:bCs/>
+        </w:rPr>
+      </w:pPr>
+      <w:r>
+        <w:rPr>
+          <w:b/>
+          <w:bCs/>
+        </w:rPr>
+        <w:t>Digital Transformation</w:t>
+      </w:r>
+    </w:p>
+    <w:p>
+      <w:pPr>
+        <w:rPr>
+          <w:b/>
+          <w:bCs/>
+          <w:sz w:val="24"/>
+          <w:szCs w:val="24"/>
+        </w:rPr>
+      </w:pPr>
+    </w:p>
+    <w:p>
+      <w:pPr>
+        <w:pStyle w:val="ListParagraph"/>
+        <w:numPr>
+          <w:ilvl w:val="0"/>
+          <w:numId w:val="2"/>
+        </w:numPr>
+      </w:pPr>
+      <w:r>
+        <w:t>Led comprehensive website redevelopment achieving 300% traffic growth and #1 Google rankings for key search terms through strategic SEO implementation and user experience optimization</w:t>
+      </w:r>
+    </w:p>
+    <w:p>
+      <w:pPr>
+        <w:pStyle w:val="ListParagraph"/>
+        <w:numPr>
+          <w:ilvl w:val="0"/>
+          <w:numId w:val="2"/>
+        </w:numPr>
+        <w:spacing w:after="120"/>
+      </w:pPr>
+      <w:r>
+        <w:t>Built albertaancestors.ca from concept to deployment, managing 250,000+ genealogy records now serving researchers globally; architected database structure, implemented data governance protocols, and established quality assurance processes</w:t>
+      </w:r>
+    </w:p>
+    <w:p>
+      <w:pPr>
+        <w:pStyle w:val="Heading2"/>
+        <w:rPr>
+          <w:color w:val="auto"/>
+        </w:rPr>
+      </w:pPr>
+      <w:r>
+        <w:rPr>
+          <w:color w:val="auto"/>
+        </w:rPr>
+        <w:lastRenderedPageBreak/>
         <w:t>Enterprise Impact</w:t>
       </w:r>
     </w:p>
@@ -367,19 +431,28 @@
         <w:rPr>
           <w:color w:val="auto"/>
         </w:rPr>
-        <w:t>Digital Transformation</w:t>
-      </w:r>
-    </w:p>
-    <w:p>
-      <w:pPr>
-        <w:pStyle w:val="ListParagraph"/>
-        <w:numPr>
-          <w:ilvl w:val="0"/>
-          <w:numId w:val="2"/>
-        </w:numPr>
-      </w:pPr>
-      <w:r>
-        <w:t>Led comprehensive website redevelopment achieving 300% traffic growth and #1 Google rankings for key search terms through strategic SEO implementation and user experience optimization</w:t>
+        <w:t>Project Delivery Excellence</w:t>
+      </w:r>
+    </w:p>
+    <w:p>
+      <w:pPr>
+        <w:pStyle w:val="ListParagraph"/>
+        <w:numPr>
+          <w:ilvl w:val="0"/>
+          <w:numId w:val="2"/>
+        </w:numPr>
+      </w:pPr>
+      <w:r>
+        <w:t>15</w:t>
+      </w:r>
+      <w:r>
+        <w:t xml:space="preserve">+ years track record of consistently delivering complex projects on-time and on-scope across enterprise environments including TransAlta </w:t>
+      </w:r>
+      <w:r>
+        <w:t xml:space="preserve">Utilities </w:t>
+      </w:r>
+      <w:r>
+        <w:t>and Canadian Pacific Railway</w:t>
       </w:r>
     </w:p>
     <w:p>
@@ -392,94 +465,11 @@
         <w:spacing w:after="120"/>
       </w:pPr>
       <w:r>
-        <w:lastRenderedPageBreak/>
-        <w:t>Built albertaancestors.ca from concept to deployment, managing 250,000+ genealogy records now serving researchers globally; architected database structure, implemented data governance protocols, and established quality assurance processes</w:t>
-      </w:r>
-    </w:p>
-    <w:p>
-      <w:pPr>
-        <w:pStyle w:val="Heading2"/>
-        <w:rPr>
-          <w:color w:val="auto"/>
-        </w:rPr>
-      </w:pPr>
-      <w:r>
-        <w:rPr>
-          <w:color w:val="auto"/>
-        </w:rPr>
-        <w:t>Project Delivery Excellence</w:t>
-      </w:r>
-    </w:p>
-    <w:p>
-      <w:pPr>
-        <w:pStyle w:val="ListParagraph"/>
-        <w:numPr>
-          <w:ilvl w:val="0"/>
-          <w:numId w:val="2"/>
-        </w:numPr>
-      </w:pPr>
-      <w:r>
-        <w:t>15</w:t>
-      </w:r>
-      <w:r>
-        <w:t xml:space="preserve">+ years track record of consistently delivering complex projects on-time and on-scope across enterprise environments including TransAlta </w:t>
-      </w:r>
-      <w:r>
-        <w:t xml:space="preserve">Utilities </w:t>
-      </w:r>
-      <w:r>
-        <w:t>and Canadian Pacific Railway</w:t>
-      </w:r>
-    </w:p>
-    <w:p>
-      <w:pPr>
-        <w:pStyle w:val="ListParagraph"/>
-        <w:numPr>
-          <w:ilvl w:val="0"/>
-          <w:numId w:val="2"/>
-        </w:numPr>
-        <w:spacing w:after="120"/>
-      </w:pPr>
-      <w:r>
         <w:t>Successfully led major system upgrades and technology introductions, managing stakeholder expectations while ensuring business continuity during critical transitions</w:t>
       </w:r>
     </w:p>
     <w:p>
       <w:pPr>
-        <w:pStyle w:val="Heading2"/>
-        <w:rPr>
-          <w:color w:val="auto"/>
-        </w:rPr>
-      </w:pPr>
-      <w:r>
-        <w:rPr>
-          <w:color w:val="auto"/>
-        </w:rPr>
-        <w:t>AI &amp; Ethics Focus</w:t>
-      </w:r>
-    </w:p>
-    <w:p>
-      <w:pPr>
-        <w:pStyle w:val="ListParagraph"/>
-        <w:numPr>
-          <w:ilvl w:val="0"/>
-          <w:numId w:val="2"/>
-        </w:numPr>
-        <w:spacing w:after="240"/>
-      </w:pPr>
-      <w:r>
-        <w:t>Currently completing SAIT's Integrated Artificial Intelligence certificate with emphasis on Ethical AI System Design, Governance frameworks, and Human-Centered AI implementation methodologies</w:t>
-      </w:r>
-    </w:p>
-    <w:p>
-      <w:pPr>
-        <w:pStyle w:val="ListParagraph"/>
-        <w:spacing w:after="240"/>
-        <w:ind w:left="720"/>
-      </w:pPr>
-    </w:p>
-    <w:p>
-      <w:pPr>
         <w:pStyle w:val="Heading1"/>
         <w:rPr>
           <w:color w:val="auto"/>
@@ -489,6 +479,59 @@
         <w:rPr>
           <w:color w:val="auto"/>
         </w:rPr>
+        <w:t>PERSONAL PROJECTS</w:t>
+      </w:r>
+    </w:p>
+    <w:p>
+      <w:pPr>
+        <w:pStyle w:val="ListParagraph"/>
+        <w:numPr>
+          <w:ilvl w:val="0"/>
+          <w:numId w:val="2"/>
+        </w:numPr>
+      </w:pPr>
+      <w:r>
+        <w:t xml:space="preserve">Designed and built an autonomous AI job search agent on a Python stack that scores </w:t>
+      </w:r>
+      <w:r>
+        <w:t xml:space="preserve">job </w:t>
+      </w:r>
+      <w:r>
+        <w:t>postings against a structured career profile and drafts tailored application documents, producing roughly 30 high-quality application packages a month with human approval before anything is submitted.</w:t>
+      </w:r>
+      <w:r>
+        <w:t xml:space="preserve"> Leveraged Claude C</w:t>
+      </w:r>
+      <w:r>
+        <w:t>o</w:t>
+      </w:r>
+      <w:r>
+        <w:t>de for the architecture design and build process.</w:t>
+      </w:r>
+    </w:p>
+    <w:p>
+      <w:pPr>
+        <w:pStyle w:val="ListParagraph"/>
+        <w:numPr>
+          <w:ilvl w:val="0"/>
+          <w:numId w:val="2"/>
+        </w:numPr>
+      </w:pPr>
+      <w:r>
+        <w:t>Rapidly prototyped and shipped ai-yyc.com, my personal HTML/CSS/JavaScript portfolio site, with AI-assisted development.</w:t>
+      </w:r>
+    </w:p>
+    <w:p>
+      <w:pPr>
+        <w:pStyle w:val="Heading1"/>
+        <w:rPr>
+          <w:color w:val="auto"/>
+        </w:rPr>
+      </w:pPr>
+      <w:r>
+        <w:rPr>
+          <w:color w:val="auto"/>
+        </w:rPr>
         <w:t>PROFESSIONAL EXPERIENCE</w:t>
       </w:r>
     </w:p>
@@ -562,19 +605,19 @@
         </w:numPr>
       </w:pPr>
       <w:r>
-        <w:t>Managed databases for over 300 cemeteries, developing standardized data entry procedures and validation rules to ensure consistency and accuracy across multiple data sources</w:t>
-      </w:r>
-    </w:p>
-    <w:p>
-      <w:pPr>
-        <w:pStyle w:val="ListParagraph"/>
-        <w:numPr>
-          <w:ilvl w:val="0"/>
-          <w:numId w:val="2"/>
-        </w:numPr>
-      </w:pPr>
-      <w:r>
         <w:t>Successfully engaged with board-level executives and volunteer stakeholders, demonstrating ability to communicate technical concepts to diverse audiences and build consensus around technology initiatives</w:t>
+      </w:r>
+    </w:p>
+    <w:p>
+      <w:pPr>
+        <w:pStyle w:val="ListParagraph"/>
+        <w:numPr>
+          <w:ilvl w:val="0"/>
+          <w:numId w:val="2"/>
+        </w:numPr>
+      </w:pPr>
+      <w:r>
+        <w:t>Oversaw database &amp; records management for over 300 cemeteries, developing standardized data entry procedures and validation rules to ensure consistency and accuracy across multiple data sources</w:t>
       </w:r>
     </w:p>
     <w:p>
@@ -836,6 +879,7 @@
         </w:numPr>
       </w:pPr>
       <w:r>
+        <w:lastRenderedPageBreak/>
         <w:t>Led requirements gathering and stakeholder management for enterprise BI initiatives, conducting workshops with operational teams to identify analytics needs and prioritize development efforts</w:t>
       </w:r>
     </w:p>
@@ -861,7 +905,6 @@
         <w:spacing w:after="180"/>
       </w:pPr>
       <w:r>
-        <w:lastRenderedPageBreak/>
         <w:t>Managed change management activities for major system rollouts, including training development, communication strategies, and user adoption monitoring</w:t>
       </w:r>
     </w:p>
@@ -917,43 +960,31 @@
         </w:numPr>
       </w:pPr>
       <w:r>
-        <w:t>Led enterprise system upgrades and technology implementations, coordinating cross-functional teams to ensure successful deployment with minimal business disruption</w:t>
-      </w:r>
-    </w:p>
-    <w:p>
-      <w:pPr>
-        <w:pStyle w:val="ListParagraph"/>
-        <w:numPr>
-          <w:ilvl w:val="0"/>
-          <w:numId w:val="2"/>
-        </w:numPr>
-      </w:pPr>
-      <w:r>
-        <w:t>Managed data integrity and quality assurance processes for critical enterprise systems, developing automated validation protocols</w:t>
-      </w:r>
-    </w:p>
-    <w:p>
-      <w:pPr>
-        <w:pStyle w:val="ListParagraph"/>
-        <w:numPr>
-          <w:ilvl w:val="0"/>
-          <w:numId w:val="2"/>
-        </w:numPr>
-      </w:pPr>
-      <w:r>
-        <w:t>Designed and implemented reporting frameworks and analytics dashboards for executive decision-making, translating complex operational data into actionable business insights</w:t>
-      </w:r>
-    </w:p>
-    <w:p>
-      <w:pPr>
-        <w:pStyle w:val="ListParagraph"/>
-        <w:numPr>
-          <w:ilvl w:val="0"/>
-          <w:numId w:val="2"/>
-        </w:numPr>
-      </w:pPr>
-      <w:r>
-        <w:t>Coordinated system upgrade projects involving multiple stakeholder groups, managing timelines, budgets, and resource allocation while maintaining service levels</w:t>
+        <w:t>Led enterprise system upgrades and technology implementations</w:t>
+      </w:r>
+    </w:p>
+    <w:p>
+      <w:pPr>
+        <w:pStyle w:val="ListParagraph"/>
+        <w:numPr>
+          <w:ilvl w:val="0"/>
+          <w:numId w:val="2"/>
+        </w:numPr>
+      </w:pPr>
+      <w:r>
+        <w:t>Managed data integrity and quality assurance processes for critical enterprise systems</w:t>
+      </w:r>
+    </w:p>
+    <w:p>
+      <w:pPr>
+        <w:pStyle w:val="ListParagraph"/>
+        <w:numPr>
+          <w:ilvl w:val="0"/>
+          <w:numId w:val="2"/>
+        </w:numPr>
+      </w:pPr>
+      <w:r>
+        <w:t>Coordinated system upgrade projects involving multiple stakeholder groups</w:t>
       </w:r>
     </w:p>
     <w:p>
@@ -971,150 +1002,197 @@
     </w:p>
     <w:p>
       <w:pPr>
-        <w:pStyle w:val="ListParagraph"/>
-        <w:spacing w:after="180"/>
+        <w:pStyle w:val="Heading1"/>
+        <w:rPr>
+          <w:color w:val="auto"/>
+        </w:rPr>
+      </w:pPr>
+      <w:r>
+        <w:rPr>
+          <w:color w:val="auto"/>
+        </w:rPr>
+        <w:t>TECHNICAL SKILLS &amp; TOOLS</w:t>
+      </w:r>
+    </w:p>
+    <w:p>
+      <w:pPr>
+        <w:pStyle w:val="ListParagraph"/>
+        <w:numPr>
+          <w:ilvl w:val="0"/>
+          <w:numId w:val="2"/>
+        </w:numPr>
+        <w:ind w:left="714" w:hanging="357"/>
+      </w:pPr>
+      <w:r>
+        <w:t>AI &amp; Machine Learning: Applied AI Adoption &amp; Enablement, Ethical AI Frameworks, Human Centred AI Design, AI Governance Methodologies, Predictive Analytics, NLP, Computer Vision</w:t>
+      </w:r>
+    </w:p>
+    <w:p>
+      <w:pPr>
+        <w:pStyle w:val="ListParagraph"/>
+        <w:numPr>
+          <w:ilvl w:val="0"/>
+          <w:numId w:val="2"/>
+        </w:numPr>
+        <w:ind w:left="714" w:hanging="357"/>
+      </w:pPr>
+      <w:r>
+        <w:t>Applied AI &amp; Automation: Agentic AI Development, LLM &amp; Agent Orchestration, Prompt Engineering, Python, Process Automation</w:t>
+      </w:r>
+    </w:p>
+    <w:p>
+      <w:pPr>
+        <w:pStyle w:val="ListParagraph"/>
+        <w:numPr>
+          <w:ilvl w:val="0"/>
+          <w:numId w:val="2"/>
+        </w:numPr>
+        <w:ind w:left="714" w:hanging="357"/>
+      </w:pPr>
+      <w:r>
+        <w:t xml:space="preserve">Data Management: Database </w:t>
+      </w:r>
+      <w:r>
+        <w:t>A</w:t>
+      </w:r>
+      <w:r>
+        <w:t xml:space="preserve">rchitecture </w:t>
+      </w:r>
+      <w:r>
+        <w:t>&amp; D</w:t>
+      </w:r>
+      <w:r>
+        <w:t xml:space="preserve">esign, Data </w:t>
+      </w:r>
+      <w:r>
+        <w:t>G</w:t>
+      </w:r>
+      <w:r>
+        <w:t xml:space="preserve">overnance </w:t>
+      </w:r>
+      <w:r>
+        <w:t>P</w:t>
+      </w:r>
+      <w:r>
+        <w:t xml:space="preserve">rotocols, Quality </w:t>
+      </w:r>
+      <w:r>
+        <w:t>A</w:t>
+      </w:r>
+      <w:r>
+        <w:t xml:space="preserve">ssurance </w:t>
+      </w:r>
+      <w:r>
+        <w:t>P</w:t>
+      </w:r>
+      <w:r>
+        <w:t>rocesses</w:t>
+      </w:r>
+    </w:p>
+    <w:p>
+      <w:pPr>
+        <w:pStyle w:val="ListParagraph"/>
+        <w:numPr>
+          <w:ilvl w:val="0"/>
+          <w:numId w:val="2"/>
+        </w:numPr>
+        <w:ind w:left="714" w:hanging="357"/>
+      </w:pPr>
+      <w:r>
+        <w:t>Web Technologies: SEO Strategy &amp; Implementation, UX Optimization, Web Development &amp; Design, Content Management Systems</w:t>
+      </w:r>
+    </w:p>
+    <w:p>
+      <w:pPr>
+        <w:pStyle w:val="ListParagraph"/>
+        <w:numPr>
+          <w:ilvl w:val="0"/>
+          <w:numId w:val="2"/>
+        </w:numPr>
+        <w:ind w:left="714" w:hanging="357"/>
+      </w:pPr>
+      <w:r>
+        <w:t xml:space="preserve">Project Management: Stakeholder </w:t>
+      </w:r>
+      <w:r>
+        <w:t>M</w:t>
+      </w:r>
+      <w:r>
+        <w:t xml:space="preserve">anagement, Requirements </w:t>
+      </w:r>
+      <w:r>
+        <w:t>A</w:t>
+      </w:r>
+      <w:r>
+        <w:t xml:space="preserve">nalysis, Change </w:t>
+      </w:r>
+      <w:r>
+        <w:t>M</w:t>
+      </w:r>
+      <w:r>
+        <w:t>anagement</w:t>
+      </w:r>
+    </w:p>
+    <w:p>
+      <w:pPr>
+        <w:pStyle w:val="ListParagraph"/>
+        <w:ind w:left="714"/>
+      </w:pPr>
+    </w:p>
+    <w:p>
+      <w:pPr>
+        <w:pStyle w:val="Heading1"/>
+        <w:rPr>
+          <w:color w:val="auto"/>
+        </w:rPr>
+      </w:pPr>
+      <w:r>
+        <w:rPr>
+          <w:color w:val="auto"/>
+        </w:rPr>
+        <w:t>EDUCATION &amp; PROFESSIONAL DEVELOPMENT</w:t>
+      </w:r>
+    </w:p>
+    <w:p>
+      <w:pPr>
+        <w:pStyle w:val="JobTitle"/>
+      </w:pPr>
+      <w:r>
+        <w:t>Post-Diploma Certificate, Integrated Artificial Intelligence</w:t>
+      </w:r>
+    </w:p>
+    <w:p>
+      <w:pPr>
+        <w:pStyle w:val="CompanyInfo"/>
+      </w:pPr>
+      <w:r>
+        <w:t>Southern Alberta Institute of Technology (SAIT) | Calgary, AB | Graduated 2026</w:t>
+      </w:r>
+    </w:p>
+    <w:p>
+      <w:pPr>
+        <w:pStyle w:val="ListParagraph"/>
+        <w:numPr>
+          <w:ilvl w:val="0"/>
+          <w:numId w:val="2"/>
+        </w:numPr>
+      </w:pPr>
+      <w:r>
+        <w:t>Focus: Applied AI Management &amp; Operations, Ethical AI System Design, AI Governance, Human Centred AI Design</w:t>
+      </w:r>
+    </w:p>
+    <w:p>
+      <w:pPr>
+        <w:pStyle w:val="ListParagraph"/>
         <w:ind w:left="720"/>
       </w:pPr>
     </w:p>
     <w:p>
       <w:pPr>
-        <w:pStyle w:val="Heading1"/>
-        <w:rPr>
-          <w:color w:val="auto"/>
-        </w:rPr>
-      </w:pPr>
-      <w:r>
-        <w:rPr>
-          <w:color w:val="auto"/>
-        </w:rPr>
-        <w:t>PERSONAL PROJECTS</w:t>
-      </w:r>
-    </w:p>
-    <w:p>
-      <w:pPr>
-        <w:pStyle w:val="ListParagraph"/>
-        <w:numPr>
-          <w:ilvl w:val="0"/>
-          <w:numId w:val="2"/>
-        </w:numPr>
-      </w:pPr>
-      <w:r>
-        <w:t>Developed an autonomous AI job search agent on a Python stack that scores postings against a structured profile and drafts tailored applications.</w:t>
-      </w:r>
-    </w:p>
-    <w:p>
-      <w:pPr>
-        <w:pStyle w:val="ListParagraph"/>
-        <w:numPr>
-          <w:ilvl w:val="0"/>
-          <w:numId w:val="2"/>
-        </w:numPr>
-      </w:pPr>
-      <w:r>
-        <w:t>Rapidly prototyped and shipped ai-yyc.com, my personal HTML/CSS/JavaScript portfolio site, with AI-assisted development.</w:t>
-      </w:r>
-    </w:p>
-    <w:p>
-      <w:pPr>
-        <w:pStyle w:val="Heading1"/>
-        <w:rPr>
-          <w:color w:val="auto"/>
-        </w:rPr>
-      </w:pPr>
-      <w:r>
-        <w:rPr>
-          <w:color w:val="auto"/>
-        </w:rPr>
-        <w:t>TECHNICAL SKILLS &amp; TOOLS</w:t>
-      </w:r>
-    </w:p>
-    <w:p>
-      <w:pPr>
-        <w:pStyle w:val="ListParagraph"/>
-        <w:numPr>
-          <w:ilvl w:val="0"/>
-          <w:numId w:val="2"/>
-        </w:numPr>
-      </w:pPr>
-      <w:r>
-        <w:t>AI &amp; Machine Learning: Ethical AI frameworks, Human-Centered AI design, Predictive analytics, AI governance methodologies</w:t>
-      </w:r>
-    </w:p>
-    <w:p>
-      <w:pPr>
-        <w:pStyle w:val="ListParagraph"/>
-        <w:numPr>
-          <w:ilvl w:val="0"/>
-          <w:numId w:val="2"/>
-        </w:numPr>
-      </w:pPr>
-      <w:r>
-        <w:t>Data Management: Database architecture and design, Data governance protocols, Quality assurance processes, SQL</w:t>
-      </w:r>
-    </w:p>
-    <w:p>
-      <w:pPr>
-        <w:pStyle w:val="ListParagraph"/>
-        <w:numPr>
-          <w:ilvl w:val="0"/>
-          <w:numId w:val="2"/>
-        </w:numPr>
-      </w:pPr>
-      <w:r>
-        <w:t xml:space="preserve">Project Management: Stakeholder </w:t>
-      </w:r>
-      <w:r>
-        <w:t>M</w:t>
-      </w:r>
-      <w:r>
-        <w:t xml:space="preserve">anagement, Requirements </w:t>
-      </w:r>
-      <w:r>
-        <w:t>A</w:t>
-      </w:r>
-      <w:r>
-        <w:t xml:space="preserve">nalysis, Change </w:t>
-      </w:r>
-      <w:r>
-        <w:t>M</w:t>
-      </w:r>
-      <w:r>
-        <w:t>anagement</w:t>
-      </w:r>
-    </w:p>
-    <w:p>
-      <w:pPr>
-        <w:pStyle w:val="ListParagraph"/>
-        <w:numPr>
-          <w:ilvl w:val="0"/>
-          <w:numId w:val="2"/>
-        </w:numPr>
-        <w:spacing w:after="240"/>
-      </w:pPr>
-      <w:r>
-        <w:t>Web Technologies: SEO strategy and implementation, UX optimization, Web development and design, Content management systems</w:t>
-      </w:r>
-    </w:p>
-    <w:p>
-      <w:pPr>
-        <w:pStyle w:val="Heading1"/>
-        <w:rPr>
-          <w:color w:val="auto"/>
-        </w:rPr>
-      </w:pPr>
-      <w:r>
-        <w:rPr>
-          <w:color w:val="auto"/>
-        </w:rPr>
-        <w:t>EDUCATION &amp; PROFESSIONAL DEVELOPMENT</w:t>
-      </w:r>
-    </w:p>
-    <w:p>
-      <w:pPr>
         <w:pStyle w:val="JobTitle"/>
       </w:pPr>
       <w:r>
-        <w:t>Post-Diploma Certificate, Integrated Artificial Intelligence</w:t>
+        <w:t>Master's Certificate in Business Analysis (IIBA Accredited)</w:t>
       </w:r>
     </w:p>
     <w:p>
@@ -1122,47 +1200,7 @@
         <w:pStyle w:val="CompanyInfo"/>
       </w:pPr>
       <w:r>
-        <w:t>Southern Alberta Institute of Technology (SAIT) | Calgary, A</w:t>
-      </w:r>
-      <w:r>
-        <w:t>B</w:t>
-      </w:r>
-    </w:p>
-    <w:p>
-      <w:pPr>
-        <w:pStyle w:val="ListParagraph"/>
-        <w:numPr>
-          <w:ilvl w:val="0"/>
-          <w:numId w:val="2"/>
-        </w:numPr>
-      </w:pPr>
-      <w:r>
-        <w:t>Focus: Ethical AI System Design, AI Governance, Human-Centered AI</w:t>
-      </w:r>
-    </w:p>
-    <w:p>
-      <w:pPr>
-        <w:pStyle w:val="ListParagraph"/>
-        <w:numPr>
-          <w:ilvl w:val="0"/>
-          <w:numId w:val="2"/>
-        </w:numPr>
-        <w:spacing w:after="180"/>
-      </w:pPr>
-      <w:r>
-        <w:t xml:space="preserve">Comprehensive curriculum covering </w:t>
-      </w:r>
-      <w:r>
-        <w:t xml:space="preserve">ethics &amp; governance, human centred AI design, </w:t>
-      </w:r>
-      <w:r>
-        <w:t xml:space="preserve">responsible AI implementation, </w:t>
-      </w:r>
-      <w:r>
-        <w:t xml:space="preserve">and </w:t>
-      </w:r>
-      <w:r>
-        <w:t>machine learning</w:t>
+        <w:t>The George Washington University</w:t>
       </w:r>
     </w:p>
     <w:p>
@@ -1170,7 +1208,7 @@
         <w:pStyle w:val="JobTitle"/>
       </w:pPr>
       <w:r>
-        <w:t>Master's Certificate in Business Analysis (IIBA Accredited)</w:t>
+        <w:t>Bachelor of Commerce (Finance, Marketing)</w:t>
       </w:r>
     </w:p>
     <w:p>
@@ -1178,52 +1216,7 @@
         <w:pStyle w:val="CompanyInfo"/>
       </w:pPr>
       <w:r>
-        <w:t>The George Washington University</w:t>
-      </w:r>
-    </w:p>
-    <w:p>
-      <w:pPr>
-        <w:pStyle w:val="ListParagraph"/>
-        <w:numPr>
-          <w:ilvl w:val="0"/>
-          <w:numId w:val="2"/>
-        </w:numPr>
-        <w:spacing w:after="180"/>
-      </w:pPr>
-      <w:r>
-        <w:t>T</w:t>
-      </w:r>
-      <w:r>
-        <w:t>raining in requirements analysis, stakeholder management, and business process modeling</w:t>
-      </w:r>
-    </w:p>
-    <w:p>
-      <w:pPr>
-        <w:pStyle w:val="JobTitle"/>
-      </w:pPr>
-      <w:r>
-        <w:t>Bachelor of Commerce (Finance, Marketing)</w:t>
-      </w:r>
-    </w:p>
-    <w:p>
-      <w:pPr>
-        <w:pStyle w:val="CompanyInfo"/>
-      </w:pPr>
-      <w:r>
         <w:t>University of Alberta</w:t>
-      </w:r>
-    </w:p>
-    <w:p>
-      <w:pPr>
-        <w:pStyle w:val="ListParagraph"/>
-        <w:numPr>
-          <w:ilvl w:val="0"/>
-          <w:numId w:val="2"/>
-        </w:numPr>
-        <w:spacing w:after="180"/>
-      </w:pPr>
-      <w:r>
-        <w:t>Strong foundation in business strategy, financial analysis, and market research</w:t>
       </w:r>
     </w:p>
     <w:p>
@@ -1949,6 +1942,7 @@
   </w:style>
   <w:style w:type="paragraph" w:styleId="Heading2">
     <w:name w:val="heading 2"/>
+    <w:link w:val="Heading2Char"/>
     <w:uiPriority w:val="9"/>
     <w:unhideWhenUsed/>
     <w:qFormat/>
@@ -2196,6 +2190,20 @@
     <w:rPr>
       <w:color w:val="96607D" w:themeColor="followedHyperlink"/>
       <w:u w:val="single"/>
+    </w:rPr>
+  </w:style>
+  <w:style w:type="character" w:customStyle="1" w:styleId="Heading2Char">
+    <w:name w:val="Heading 2 Char"/>
+    <w:basedOn w:val="DefaultParagraphFont"/>
+    <w:link w:val="Heading2"/>
+    <w:uiPriority w:val="9"/>
+    <w:rsid w:val="00BF4C71"/>
+    <w:rPr>
+      <w:b/>
+      <w:bCs/>
+      <w:color w:val="2E75B6"/>
+      <w:sz w:val="24"/>
+      <w:szCs w:val="24"/>
     </w:rPr>
   </w:style>
 </w:styles>

--- a/documents/Resume_Roy_Aggarwal_Fall_2026.docx
+++ b/documents/Resume_Roy_Aggarwal_Fall_2026.docx
@@ -181,7 +181,7 @@
         <w:spacing w:after="120"/>
       </w:pPr>
       <w:r>
-        <w:t>AI Strategy &amp; Governance | Ethical AI Implementation | Human Centred AI Design</w:t>
+        <w:t>AI Strategy &amp; Governance | Ethical AI Implementation | Human-Centred AI Design</w:t>
       </w:r>
     </w:p>
     <w:p>
@@ -1024,7 +1024,7 @@
         <w:ind w:left="714" w:hanging="357"/>
       </w:pPr>
       <w:r>
-        <w:t>AI &amp; Machine Learning: Applied AI Adoption &amp; Enablement, Ethical AI Frameworks, Human Centred AI Design, AI Governance Methodologies, Predictive Analytics, NLP, Computer Vision</w:t>
+        <w:t>AI &amp; Machine Learning: Applied AI Adoption &amp; Enablement, Ethical AI Frameworks, Human-Centred AI Design, AI Governance Methodologies, Predictive Analytics, NLP, Computer Vision</w:t>
       </w:r>
     </w:p>
     <w:p>
@@ -1178,7 +1178,7 @@
         </w:numPr>
       </w:pPr>
       <w:r>
-        <w:t>Focus: Applied AI Management &amp; Operations, Ethical AI System Design, AI Governance, Human Centred AI Design</w:t>
+        <w:t>Focus: Applied AI Management &amp; Operations, Ethical AI System Design, AI Governance, Human-Centred AI Design</w:t>
       </w:r>
     </w:p>
     <w:p>

--- a/documents/Resume_Roy_Aggarwal_Fall_2026.docx
+++ b/documents/Resume_Roy_Aggarwal_Fall_2026.docx
@@ -106,29 +106,7 @@
         <w:spacing w:after="240"/>
       </w:pPr>
       <w:r>
-        <w:t>Strategic IT and business leader with 15+ years of enterprise experience, now focused on applying AI at the business level to drive digital transformation and clear business impact, with adoption kept responsible and well-governed. Proven ability to bridge business and technical stakeholders, cutting through complexity to see the big picture and beginning every initiative with the end in mind. Expertise in translating complex AI concepts, enterprise systems strategy, and leading cross-functional teams through digital transformation initiatives.</w:t>
-      </w:r>
-    </w:p>
-    <w:p>
-      <w:pPr>
-        <w:pStyle w:val="Heading1"/>
-        <w:rPr>
-          <w:color w:val="auto"/>
-        </w:rPr>
-      </w:pPr>
-      <w:r>
-        <w:rPr>
-          <w:color w:val="auto"/>
-        </w:rPr>
-        <w:t>VALUE PROPOSITION</w:t>
-      </w:r>
-    </w:p>
-    <w:p>
-      <w:pPr>
-        <w:spacing w:after="240"/>
-      </w:pPr>
-      <w:r>
-        <w:t>Over fifteen years of enterprise IT experience demonstrates a consistent theme: execution, not technology, is where transformation succeeds or fails. AI raises the stakes as it moves fast, becomes pervasive, and frameworks for responsible deployment continue maturing. My value lies in starting from the business problem, bridging business and technical stakeholders, and ensuring every AI initiative delivers measurable business impact while staying responsible and well-governed.</w:t>
+        <w:t xml:space="preserve">IT and business leader with 15+ years of enterprise experience across Alberta's regulated energy and rail sectors, now delivering applied AI: Project Manager for SIGNAL, an AI-assisted commercial credit monitoring system built in 2026 with a major Alberta-based financial institution. One theme has held throughout: execution, not technology, is where transformation succeeds or fails. I start from the business problem, bridge business and technical stakeholders, and keep AI adoption responsible and well-governed.</w:t>
       </w:r>
     </w:p>
     <w:p>
@@ -307,13 +285,7 @@
         <w:ind w:left="714" w:hanging="357"/>
       </w:pPr>
       <w:r>
-        <w:t xml:space="preserve">Project Manager for SIGNAL, an AI-assisted commercial credit monitoring proof of concept delivered </w:t>
-      </w:r>
-      <w:r>
-        <w:t>for</w:t>
-      </w:r>
-      <w:r>
-        <w:t xml:space="preserve"> a major Alberta-based financial institution, leading a four-person team through delivery</w:t>
+        <w:t xml:space="preserve">Project Manager for SIGNAL (2026), an AI-assisted commercial credit monitoring proof of concept delivered in consultation with a major Alberta-based financial institution; led a four-person team through delivery, with the business case modelling a 60% to 70% reduction in quarterly review time per borrower.</w:t>
       </w:r>
     </w:p>
     <w:p>
@@ -329,42 +301,39 @@
         <w:t>Defined the system's decision-support boundaries (no credit approvals, no risk ratings, no live banking data), keeping every credit decision with a qualified human while automating the path from document intake to rated, evidence-backed early warnings</w:t>
       </w:r>
     </w:p>
-    <w:p/>
-    <w:p>
-      <w:pPr>
-        <w:rPr>
-          <w:b/>
-          <w:bCs/>
-        </w:rPr>
-      </w:pPr>
-      <w:r>
-        <w:rPr>
-          <w:b/>
-          <w:bCs/>
-        </w:rPr>
-        <w:t>Digital Transformation</w:t>
-      </w:r>
-    </w:p>
-    <w:p>
-      <w:pPr>
-        <w:rPr>
-          <w:b/>
-          <w:bCs/>
-          <w:sz w:val="24"/>
-          <w:szCs w:val="24"/>
-        </w:rPr>
-      </w:pPr>
-    </w:p>
-    <w:p>
-      <w:pPr>
-        <w:pStyle w:val="ListParagraph"/>
-        <w:numPr>
-          <w:ilvl w:val="0"/>
-          <w:numId w:val="2"/>
-        </w:numPr>
-      </w:pPr>
-      <w:r>
-        <w:t>Led comprehensive website redevelopment achieving 300% traffic growth and #1 Google rankings for key search terms through strategic SEO implementation and user experience optimization</w:t>
+    <w:p>
+      <w:pPr>
+        <w:pStyle w:val="Heading2"/>
+        <w:rPr>
+          <w:color w:val="auto"/>
+        </w:rPr>
+      </w:pPr>
+      <w:r>
+        <w:rPr>
+          <w:color w:val="auto"/>
+        </w:rPr>
+        <w:t>Project Delivery Excellence</w:t>
+      </w:r>
+    </w:p>
+    <w:p>
+      <w:pPr>
+        <w:pStyle w:val="ListParagraph"/>
+        <w:numPr>
+          <w:ilvl w:val="0"/>
+          <w:numId w:val="2"/>
+        </w:numPr>
+      </w:pPr>
+      <w:r>
+        <w:t>15</w:t>
+      </w:r>
+      <w:r>
+        <w:t xml:space="preserve">+ years track record of consistently delivering complex projects on-time and on-scope across enterprise environments including TransAlta </w:t>
+      </w:r>
+      <w:r>
+        <w:t xml:space="preserve">Utilities </w:t>
+      </w:r>
+      <w:r>
+        <w:t>and Canadian Pacific Railway</w:t>
       </w:r>
     </w:p>
     <w:p>
@@ -377,12 +346,12 @@
         <w:spacing w:after="120"/>
       </w:pPr>
       <w:r>
-        <w:t>Built albertaancestors.ca from concept to deployment, managing 250,000+ genealogy records now serving researchers globally; architected database structure, implemented data governance protocols, and established quality assurance processes</w:t>
-      </w:r>
-    </w:p>
-    <w:p>
-      <w:pPr>
-        <w:pStyle w:val="Heading2"/>
+        <w:t>Successfully led major system upgrades and technology introductions, managing stakeholder expectations while ensuring business continuity during critical transitions</w:t>
+      </w:r>
+    </w:p>
+    <w:p>
+      <w:pPr>
+        <w:pStyle w:val="Heading1"/>
         <w:rPr>
           <w:color w:val="auto"/>
         </w:rPr>
@@ -391,38 +360,51 @@
         <w:rPr>
           <w:color w:val="auto"/>
         </w:rPr>
-        <w:lastRenderedPageBreak/>
-        <w:t>Enterprise Impact</w:t>
-      </w:r>
-    </w:p>
-    <w:p>
-      <w:pPr>
-        <w:pStyle w:val="ListParagraph"/>
-        <w:numPr>
-          <w:ilvl w:val="0"/>
-          <w:numId w:val="2"/>
-        </w:numPr>
-      </w:pPr>
-      <w:r>
-        <w:t>Served as primary liaison between technical Business Intelligence teams and business stakeholders at Canadian Pacific Railway, ensuring alignment between technical capabilities and business objectives</w:t>
-      </w:r>
-    </w:p>
-    <w:p>
-      <w:pPr>
-        <w:pStyle w:val="ListParagraph"/>
-        <w:numPr>
-          <w:ilvl w:val="0"/>
-          <w:numId w:val="2"/>
-        </w:numPr>
-        <w:spacing w:after="120"/>
-      </w:pPr>
-      <w:r>
-        <w:t>Selected to work with SAP's Value Engineering Division on enterprise-level BI strategy, contributing to strategic planning for multi-million dollar enterprise systems implementations</w:t>
-      </w:r>
-    </w:p>
-    <w:p>
-      <w:pPr>
-        <w:pStyle w:val="Heading2"/>
+        <w:t>PERSONAL PROJECTS</w:t>
+      </w:r>
+    </w:p>
+    <w:p>
+      <w:pPr>
+        <w:pStyle w:val="ListParagraph"/>
+        <w:numPr>
+          <w:ilvl w:val="0"/>
+          <w:numId w:val="2"/>
+        </w:numPr>
+      </w:pPr>
+      <w:r>
+        <w:t xml:space="preserve">Designed and built an autonomous AI job search agent on a Python stack that scores </w:t>
+      </w:r>
+      <w:r>
+        <w:t xml:space="preserve">job </w:t>
+      </w:r>
+      <w:r>
+        <w:t>postings against a structured career profile and drafts tailored application documents, producing roughly 30 high-quality application packages a month with human approval before anything is submitted.</w:t>
+      </w:r>
+      <w:r>
+        <w:t xml:space="preserve"> Leveraged Claude C</w:t>
+      </w:r>
+      <w:r>
+        <w:t>o</w:t>
+      </w:r>
+      <w:r>
+        <w:t>de for the architecture design and build process.</w:t>
+      </w:r>
+    </w:p>
+    <w:p>
+      <w:pPr>
+        <w:pStyle w:val="ListParagraph"/>
+        <w:numPr>
+          <w:ilvl w:val="0"/>
+          <w:numId w:val="2"/>
+        </w:numPr>
+      </w:pPr>
+      <w:r>
+        <w:t>Rapidly prototyped and shipped ai-yyc.com, my personal HTML/CSS/JavaScript portfolio site, with AI-assisted development.</w:t>
+      </w:r>
+    </w:p>
+    <w:p>
+      <w:pPr>
+        <w:pStyle w:val="Heading1"/>
         <w:rPr>
           <w:color w:val="auto"/>
         </w:rPr>
@@ -431,107 +413,6 @@
         <w:rPr>
           <w:color w:val="auto"/>
         </w:rPr>
-        <w:t>Project Delivery Excellence</w:t>
-      </w:r>
-    </w:p>
-    <w:p>
-      <w:pPr>
-        <w:pStyle w:val="ListParagraph"/>
-        <w:numPr>
-          <w:ilvl w:val="0"/>
-          <w:numId w:val="2"/>
-        </w:numPr>
-      </w:pPr>
-      <w:r>
-        <w:t>15</w:t>
-      </w:r>
-      <w:r>
-        <w:t xml:space="preserve">+ years track record of consistently delivering complex projects on-time and on-scope across enterprise environments including TransAlta </w:t>
-      </w:r>
-      <w:r>
-        <w:t xml:space="preserve">Utilities </w:t>
-      </w:r>
-      <w:r>
-        <w:t>and Canadian Pacific Railway</w:t>
-      </w:r>
-    </w:p>
-    <w:p>
-      <w:pPr>
-        <w:pStyle w:val="ListParagraph"/>
-        <w:numPr>
-          <w:ilvl w:val="0"/>
-          <w:numId w:val="2"/>
-        </w:numPr>
-        <w:spacing w:after="120"/>
-      </w:pPr>
-      <w:r>
-        <w:t>Successfully led major system upgrades and technology introductions, managing stakeholder expectations while ensuring business continuity during critical transitions</w:t>
-      </w:r>
-    </w:p>
-    <w:p>
-      <w:pPr>
-        <w:pStyle w:val="Heading1"/>
-        <w:rPr>
-          <w:color w:val="auto"/>
-        </w:rPr>
-      </w:pPr>
-      <w:r>
-        <w:rPr>
-          <w:color w:val="auto"/>
-        </w:rPr>
-        <w:t>PERSONAL PROJECTS</w:t>
-      </w:r>
-    </w:p>
-    <w:p>
-      <w:pPr>
-        <w:pStyle w:val="ListParagraph"/>
-        <w:numPr>
-          <w:ilvl w:val="0"/>
-          <w:numId w:val="2"/>
-        </w:numPr>
-      </w:pPr>
-      <w:r>
-        <w:t xml:space="preserve">Designed and built an autonomous AI job search agent on a Python stack that scores </w:t>
-      </w:r>
-      <w:r>
-        <w:t xml:space="preserve">job </w:t>
-      </w:r>
-      <w:r>
-        <w:t>postings against a structured career profile and drafts tailored application documents, producing roughly 30 high-quality application packages a month with human approval before anything is submitted.</w:t>
-      </w:r>
-      <w:r>
-        <w:t xml:space="preserve"> Leveraged Claude C</w:t>
-      </w:r>
-      <w:r>
-        <w:t>o</w:t>
-      </w:r>
-      <w:r>
-        <w:t>de for the architecture design and build process.</w:t>
-      </w:r>
-    </w:p>
-    <w:p>
-      <w:pPr>
-        <w:pStyle w:val="ListParagraph"/>
-        <w:numPr>
-          <w:ilvl w:val="0"/>
-          <w:numId w:val="2"/>
-        </w:numPr>
-      </w:pPr>
-      <w:r>
-        <w:t>Rapidly prototyped and shipped ai-yyc.com, my personal HTML/CSS/JavaScript portfolio site, with AI-assisted development.</w:t>
-      </w:r>
-    </w:p>
-    <w:p>
-      <w:pPr>
-        <w:pStyle w:val="Heading1"/>
-        <w:rPr>
-          <w:color w:val="auto"/>
-        </w:rPr>
-      </w:pPr>
-      <w:r>
-        <w:rPr>
-          <w:color w:val="auto"/>
-        </w:rPr>
         <w:t>PROFESSIONAL EXPERIENCE</w:t>
       </w:r>
     </w:p>
@@ -551,7 +432,7 @@
         <w:pStyle w:val="CompanyInfo"/>
       </w:pPr>
       <w:r>
-        <w:t xml:space="preserve">Alberta Family Histories Society | Calgary, AB | </w:t>
+        <w:t xml:space="preserve">Alberta Family Histories Society | Calgary, AB | Contract | </w:t>
       </w:r>
       <w:r>
         <w:t xml:space="preserve">Feb. </w:t>

--- a/documents/Resume_Roy_Aggarwal_Fall_2026.docx
+++ b/documents/Resume_Roy_Aggarwal_Fall_2026.docx
@@ -106,7 +106,7 @@
         <w:spacing w:after="240"/>
       </w:pPr>
       <w:r>
-        <w:t xml:space="preserve">IT and business leader with 15+ years of enterprise experience across Alberta's regulated energy and rail sectors, now delivering applied AI: Project Manager for SIGNAL, an AI-assisted commercial credit monitoring system built in 2026 with a major Alberta-based financial institution. One theme has held throughout: execution, not technology, is where transformation succeeds or fails. I start from the business problem, bridge business and technical stakeholders, and keep AI adoption responsible and well-governed.</w:t>
+        <w:t>IT and business leader with 15+ years of enterprise experience across Alberta's regulated energy and rail sectors, now delivering applied AI: Project Manager for SIGNAL, an AI-assisted commercial credit monitoring system built in 2026 with a major Alberta-based financial institution. One theme has held throughout: execution, not technology, is where transformation succeeds or fails. I start from the business problem, bridge business and technical stakeholders, and keep AI adoption responsible and well-governed.</w:t>
       </w:r>
     </w:p>
     <w:p>
@@ -285,7 +285,7 @@
         <w:ind w:left="714" w:hanging="357"/>
       </w:pPr>
       <w:r>
-        <w:t xml:space="preserve">Project Manager for SIGNAL (2026), an AI-assisted commercial credit monitoring proof of concept delivered in consultation with a major Alberta-based financial institution; led a four-person team through delivery, with the business case modelling a 60% to 70% reduction in quarterly review time per borrower.</w:t>
+        <w:t>Project Manager for SIGNAL (2026), an AI-assisted commercial credit monitoring proof of concept delivered in consultation with a major Alberta-based financial institution; led a four-person team through delivery, with the business case modelling a 60% to 70% reduction in quarterly review time per borrower.</w:t>
       </w:r>
     </w:p>
     <w:p>
@@ -413,6 +413,7 @@
         <w:rPr>
           <w:color w:val="auto"/>
         </w:rPr>
+        <w:lastRenderedPageBreak/>
         <w:t>PROFESSIONAL EXPERIENCE</w:t>
       </w:r>
     </w:p>
@@ -760,33 +761,278 @@
         </w:numPr>
       </w:pPr>
       <w:r>
+        <w:t>Led requirements gathering and stakeholder management for enterprise BI initiatives, conducting workshops with operational teams to identify analytics needs and prioritize development efforts</w:t>
+      </w:r>
+    </w:p>
+    <w:p>
+      <w:pPr>
+        <w:pStyle w:val="ListParagraph"/>
+        <w:numPr>
+          <w:ilvl w:val="0"/>
+          <w:numId w:val="2"/>
+        </w:numPr>
+      </w:pPr>
+      <w:r>
+        <w:t>Developed comprehensive business requirements documents and process flow diagrams that became templates for subsequent enterprise initiatives</w:t>
+      </w:r>
+    </w:p>
+    <w:p>
+      <w:pPr>
+        <w:pStyle w:val="ListParagraph"/>
+        <w:numPr>
+          <w:ilvl w:val="0"/>
+          <w:numId w:val="2"/>
+        </w:numPr>
+        <w:spacing w:after="180"/>
+      </w:pPr>
+      <w:r>
+        <w:t>Managed change management activities for major system rollouts, including training development, communication strategies, and user adoption monitoring</w:t>
+      </w:r>
+    </w:p>
+    <w:p>
+      <w:pPr>
+        <w:pStyle w:val="JobTitle"/>
+      </w:pPr>
+      <w:r>
+        <w:t xml:space="preserve">Enterprise Systems </w:t>
+      </w:r>
+      <w:r>
+        <w:t>Analyst</w:t>
+      </w:r>
+      <w:r>
+        <w:t xml:space="preserve"> | Data Management Lead</w:t>
+      </w:r>
+    </w:p>
+    <w:p>
+      <w:pPr>
+        <w:pStyle w:val="CompanyInfo"/>
+      </w:pPr>
+      <w:r>
+        <w:t xml:space="preserve">TransAlta Utilities | Calgary, AB | </w:t>
+      </w:r>
+      <w:r>
+        <w:t xml:space="preserve">Jan. </w:t>
+      </w:r>
+      <w:r>
+        <w:t>20</w:t>
+      </w:r>
+      <w:r>
+        <w:t>01</w:t>
+      </w:r>
+      <w:r>
+        <w:t xml:space="preserve"> – </w:t>
+      </w:r>
+      <w:r>
+        <w:t xml:space="preserve">Nov. </w:t>
+      </w:r>
+      <w:r>
+        <w:t>2</w:t>
+      </w:r>
+      <w:r>
+        <w:t>007</w:t>
+      </w:r>
+    </w:p>
+    <w:p>
+      <w:pPr>
+        <w:pStyle w:val="ListParagraph"/>
+        <w:numPr>
+          <w:ilvl w:val="0"/>
+          <w:numId w:val="2"/>
+        </w:numPr>
+      </w:pPr>
+      <w:r>
+        <w:t>Led enterprise system upgrades and technology implementations</w:t>
+      </w:r>
+    </w:p>
+    <w:p>
+      <w:pPr>
+        <w:pStyle w:val="ListParagraph"/>
+        <w:numPr>
+          <w:ilvl w:val="0"/>
+          <w:numId w:val="2"/>
+        </w:numPr>
+      </w:pPr>
+      <w:r>
+        <w:t>Managed data integrity and quality assurance processes for critical enterprise systems</w:t>
+      </w:r>
+    </w:p>
+    <w:p>
+      <w:pPr>
+        <w:pStyle w:val="ListParagraph"/>
+        <w:numPr>
+          <w:ilvl w:val="0"/>
+          <w:numId w:val="2"/>
+        </w:numPr>
+      </w:pPr>
+      <w:r>
+        <w:t>Coordinated system upgrade projects involving multiple stakeholder groups</w:t>
+      </w:r>
+    </w:p>
+    <w:p>
+      <w:pPr>
+        <w:pStyle w:val="ListParagraph"/>
+        <w:numPr>
+          <w:ilvl w:val="0"/>
+          <w:numId w:val="2"/>
+        </w:numPr>
+        <w:spacing w:after="180"/>
+      </w:pPr>
+      <w:r>
+        <w:t>Developed comprehensive user training programs and documentation</w:t>
+      </w:r>
+    </w:p>
+    <w:p>
+      <w:pPr>
+        <w:pStyle w:val="Heading1"/>
+        <w:rPr>
+          <w:color w:val="auto"/>
+        </w:rPr>
+      </w:pPr>
+      <w:r>
+        <w:rPr>
+          <w:color w:val="auto"/>
+        </w:rPr>
+        <w:t>TECHNICAL SKILLS &amp; TOOLS</w:t>
+      </w:r>
+    </w:p>
+    <w:p>
+      <w:pPr>
+        <w:pStyle w:val="ListParagraph"/>
+        <w:numPr>
+          <w:ilvl w:val="0"/>
+          <w:numId w:val="2"/>
+        </w:numPr>
+        <w:ind w:left="714" w:hanging="357"/>
+      </w:pPr>
+      <w:r>
+        <w:t>AI &amp; Machine Learning: Applied AI Adoption &amp; Enablement, Ethical AI Frameworks, Human-Centred AI Design, AI Governance Methodologies, Predictive Analytics, NLP, Computer Vision</w:t>
+      </w:r>
+    </w:p>
+    <w:p>
+      <w:pPr>
+        <w:pStyle w:val="ListParagraph"/>
+        <w:numPr>
+          <w:ilvl w:val="0"/>
+          <w:numId w:val="2"/>
+        </w:numPr>
+        <w:ind w:left="714" w:hanging="357"/>
+      </w:pPr>
+      <w:r>
+        <w:t>Applied AI &amp; Automation: Agentic AI Development, LLM &amp; Agent Orchestration, Prompt Engineering, Python, Process Automation</w:t>
+      </w:r>
+    </w:p>
+    <w:p>
+      <w:pPr>
+        <w:pStyle w:val="ListParagraph"/>
+        <w:numPr>
+          <w:ilvl w:val="0"/>
+          <w:numId w:val="2"/>
+        </w:numPr>
+        <w:ind w:left="714" w:hanging="357"/>
+      </w:pPr>
+      <w:r>
+        <w:t xml:space="preserve">Data Management: Database </w:t>
+      </w:r>
+      <w:r>
+        <w:t>A</w:t>
+      </w:r>
+      <w:r>
+        <w:t xml:space="preserve">rchitecture </w:t>
+      </w:r>
+      <w:r>
+        <w:t>&amp; D</w:t>
+      </w:r>
+      <w:r>
+        <w:t xml:space="preserve">esign, Data </w:t>
+      </w:r>
+      <w:r>
+        <w:t>G</w:t>
+      </w:r>
+      <w:r>
+        <w:t xml:space="preserve">overnance </w:t>
+      </w:r>
+      <w:r>
+        <w:t>P</w:t>
+      </w:r>
+      <w:r>
+        <w:t xml:space="preserve">rotocols, Quality </w:t>
+      </w:r>
+      <w:r>
+        <w:t>A</w:t>
+      </w:r>
+      <w:r>
+        <w:t xml:space="preserve">ssurance </w:t>
+      </w:r>
+      <w:r>
+        <w:t>P</w:t>
+      </w:r>
+      <w:r>
+        <w:t>rocesses</w:t>
+      </w:r>
+    </w:p>
+    <w:p>
+      <w:pPr>
+        <w:pStyle w:val="ListParagraph"/>
+        <w:numPr>
+          <w:ilvl w:val="0"/>
+          <w:numId w:val="2"/>
+        </w:numPr>
+        <w:ind w:left="714" w:hanging="357"/>
+      </w:pPr>
+      <w:r>
         <w:lastRenderedPageBreak/>
-        <w:t>Led requirements gathering and stakeholder management for enterprise BI initiatives, conducting workshops with operational teams to identify analytics needs and prioritize development efforts</w:t>
-      </w:r>
-    </w:p>
-    <w:p>
-      <w:pPr>
-        <w:pStyle w:val="ListParagraph"/>
-        <w:numPr>
-          <w:ilvl w:val="0"/>
-          <w:numId w:val="2"/>
-        </w:numPr>
-      </w:pPr>
-      <w:r>
-        <w:t>Developed comprehensive business requirements documents and process flow diagrams that became templates for subsequent enterprise initiatives</w:t>
-      </w:r>
-    </w:p>
-    <w:p>
-      <w:pPr>
-        <w:pStyle w:val="ListParagraph"/>
-        <w:numPr>
-          <w:ilvl w:val="0"/>
-          <w:numId w:val="2"/>
-        </w:numPr>
-        <w:spacing w:after="180"/>
-      </w:pPr>
-      <w:r>
-        <w:t>Managed change management activities for major system rollouts, including training development, communication strategies, and user adoption monitoring</w:t>
+        <w:t>Web Technologies: SEO Strategy &amp; Implementation, UX Optimization, Web Development &amp; Design, Content Management Systems</w:t>
+      </w:r>
+    </w:p>
+    <w:p>
+      <w:pPr>
+        <w:pStyle w:val="ListParagraph"/>
+        <w:numPr>
+          <w:ilvl w:val="0"/>
+          <w:numId w:val="2"/>
+        </w:numPr>
+        <w:ind w:left="714" w:hanging="357"/>
+      </w:pPr>
+      <w:r>
+        <w:t xml:space="preserve">Project Management: Stakeholder </w:t>
+      </w:r>
+      <w:r>
+        <w:t>M</w:t>
+      </w:r>
+      <w:r>
+        <w:t xml:space="preserve">anagement, Requirements </w:t>
+      </w:r>
+      <w:r>
+        <w:t>A</w:t>
+      </w:r>
+      <w:r>
+        <w:t xml:space="preserve">nalysis, Change </w:t>
+      </w:r>
+      <w:r>
+        <w:t>M</w:t>
+      </w:r>
+      <w:r>
+        <w:t>anagement</w:t>
+      </w:r>
+    </w:p>
+    <w:p>
+      <w:pPr>
+        <w:pStyle w:val="ListParagraph"/>
+        <w:ind w:left="714"/>
+      </w:pPr>
+    </w:p>
+    <w:p>
+      <w:pPr>
+        <w:pStyle w:val="Heading1"/>
+        <w:rPr>
+          <w:color w:val="auto"/>
+        </w:rPr>
+      </w:pPr>
+      <w:r>
+        <w:rPr>
+          <w:color w:val="auto"/>
+        </w:rPr>
+        <w:t>EDUCATION &amp; PROFESSIONAL DEVELOPMENT</w:t>
       </w:r>
     </w:p>
     <w:p>
@@ -794,13 +1040,7 @@
         <w:pStyle w:val="JobTitle"/>
       </w:pPr>
       <w:r>
-        <w:t xml:space="preserve">Enterprise Systems </w:t>
-      </w:r>
-      <w:r>
-        <w:t>Analyst</w:t>
-      </w:r>
-      <w:r>
-        <w:t xml:space="preserve"> | Data Management Lead</w:t>
+        <w:t>Post-Diploma Certificate, Integrated Artificial Intelligence</w:t>
       </w:r>
     </w:p>
     <w:p>
@@ -808,246 +1048,10 @@
         <w:pStyle w:val="CompanyInfo"/>
       </w:pPr>
       <w:r>
-        <w:t xml:space="preserve">TransAlta Utilities | Calgary, AB | </w:t>
-      </w:r>
-      <w:r>
-        <w:t xml:space="preserve">Jan. </w:t>
-      </w:r>
-      <w:r>
-        <w:t>20</w:t>
-      </w:r>
-      <w:r>
-        <w:t>01</w:t>
-      </w:r>
-      <w:r>
-        <w:t xml:space="preserve"> – </w:t>
-      </w:r>
-      <w:r>
-        <w:t xml:space="preserve">Nov. </w:t>
-      </w:r>
-      <w:r>
-        <w:t>2</w:t>
-      </w:r>
-      <w:r>
-        <w:t>007</w:t>
-      </w:r>
-    </w:p>
-    <w:p>
-      <w:pPr>
-        <w:pStyle w:val="ListParagraph"/>
-        <w:numPr>
-          <w:ilvl w:val="0"/>
-          <w:numId w:val="2"/>
-        </w:numPr>
-      </w:pPr>
-      <w:r>
-        <w:t>Led enterprise system upgrades and technology implementations</w:t>
-      </w:r>
-    </w:p>
-    <w:p>
-      <w:pPr>
-        <w:pStyle w:val="ListParagraph"/>
-        <w:numPr>
-          <w:ilvl w:val="0"/>
-          <w:numId w:val="2"/>
-        </w:numPr>
-      </w:pPr>
-      <w:r>
-        <w:t>Managed data integrity and quality assurance processes for critical enterprise systems</w:t>
-      </w:r>
-    </w:p>
-    <w:p>
-      <w:pPr>
-        <w:pStyle w:val="ListParagraph"/>
-        <w:numPr>
-          <w:ilvl w:val="0"/>
-          <w:numId w:val="2"/>
-        </w:numPr>
-      </w:pPr>
-      <w:r>
-        <w:t>Coordinated system upgrade projects involving multiple stakeholder groups</w:t>
-      </w:r>
-    </w:p>
-    <w:p>
-      <w:pPr>
-        <w:pStyle w:val="ListParagraph"/>
-        <w:numPr>
-          <w:ilvl w:val="0"/>
-          <w:numId w:val="2"/>
-        </w:numPr>
-        <w:spacing w:after="180"/>
-      </w:pPr>
-      <w:r>
-        <w:t>Developed comprehensive user training programs and documentation</w:t>
-      </w:r>
-    </w:p>
-    <w:p>
-      <w:pPr>
-        <w:pStyle w:val="Heading1"/>
-        <w:rPr>
-          <w:color w:val="auto"/>
-        </w:rPr>
-      </w:pPr>
-      <w:r>
-        <w:rPr>
-          <w:color w:val="auto"/>
-        </w:rPr>
-        <w:t>TECHNICAL SKILLS &amp; TOOLS</w:t>
-      </w:r>
-    </w:p>
-    <w:p>
-      <w:pPr>
-        <w:pStyle w:val="ListParagraph"/>
-        <w:numPr>
-          <w:ilvl w:val="0"/>
-          <w:numId w:val="2"/>
-        </w:numPr>
-        <w:ind w:left="714" w:hanging="357"/>
-      </w:pPr>
-      <w:r>
-        <w:t>AI &amp; Machine Learning: Applied AI Adoption &amp; Enablement, Ethical AI Frameworks, Human-Centred AI Design, AI Governance Methodologies, Predictive Analytics, NLP, Computer Vision</w:t>
-      </w:r>
-    </w:p>
-    <w:p>
-      <w:pPr>
-        <w:pStyle w:val="ListParagraph"/>
-        <w:numPr>
-          <w:ilvl w:val="0"/>
-          <w:numId w:val="2"/>
-        </w:numPr>
-        <w:ind w:left="714" w:hanging="357"/>
-      </w:pPr>
-      <w:r>
-        <w:t>Applied AI &amp; Automation: Agentic AI Development, LLM &amp; Agent Orchestration, Prompt Engineering, Python, Process Automation</w:t>
-      </w:r>
-    </w:p>
-    <w:p>
-      <w:pPr>
-        <w:pStyle w:val="ListParagraph"/>
-        <w:numPr>
-          <w:ilvl w:val="0"/>
-          <w:numId w:val="2"/>
-        </w:numPr>
-        <w:ind w:left="714" w:hanging="357"/>
-      </w:pPr>
-      <w:r>
-        <w:t xml:space="preserve">Data Management: Database </w:t>
-      </w:r>
-      <w:r>
-        <w:t>A</w:t>
-      </w:r>
-      <w:r>
-        <w:t xml:space="preserve">rchitecture </w:t>
-      </w:r>
-      <w:r>
-        <w:t>&amp; D</w:t>
-      </w:r>
-      <w:r>
-        <w:t xml:space="preserve">esign, Data </w:t>
-      </w:r>
-      <w:r>
-        <w:t>G</w:t>
-      </w:r>
-      <w:r>
-        <w:t xml:space="preserve">overnance </w:t>
-      </w:r>
-      <w:r>
-        <w:t>P</w:t>
-      </w:r>
-      <w:r>
-        <w:t xml:space="preserve">rotocols, Quality </w:t>
-      </w:r>
-      <w:r>
-        <w:t>A</w:t>
-      </w:r>
-      <w:r>
-        <w:t xml:space="preserve">ssurance </w:t>
-      </w:r>
-      <w:r>
-        <w:t>P</w:t>
-      </w:r>
-      <w:r>
-        <w:t>rocesses</w:t>
-      </w:r>
-    </w:p>
-    <w:p>
-      <w:pPr>
-        <w:pStyle w:val="ListParagraph"/>
-        <w:numPr>
-          <w:ilvl w:val="0"/>
-          <w:numId w:val="2"/>
-        </w:numPr>
-        <w:ind w:left="714" w:hanging="357"/>
-      </w:pPr>
-      <w:r>
-        <w:t>Web Technologies: SEO Strategy &amp; Implementation, UX Optimization, Web Development &amp; Design, Content Management Systems</w:t>
-      </w:r>
-    </w:p>
-    <w:p>
-      <w:pPr>
-        <w:pStyle w:val="ListParagraph"/>
-        <w:numPr>
-          <w:ilvl w:val="0"/>
-          <w:numId w:val="2"/>
-        </w:numPr>
-        <w:ind w:left="714" w:hanging="357"/>
-      </w:pPr>
-      <w:r>
-        <w:t xml:space="preserve">Project Management: Stakeholder </w:t>
-      </w:r>
-      <w:r>
-        <w:t>M</w:t>
-      </w:r>
-      <w:r>
-        <w:t xml:space="preserve">anagement, Requirements </w:t>
-      </w:r>
-      <w:r>
-        <w:t>A</w:t>
-      </w:r>
-      <w:r>
-        <w:t xml:space="preserve">nalysis, Change </w:t>
-      </w:r>
-      <w:r>
-        <w:t>M</w:t>
-      </w:r>
-      <w:r>
-        <w:t>anagement</w:t>
-      </w:r>
-    </w:p>
-    <w:p>
-      <w:pPr>
-        <w:pStyle w:val="ListParagraph"/>
-        <w:ind w:left="714"/>
-      </w:pPr>
-    </w:p>
-    <w:p>
-      <w:pPr>
-        <w:pStyle w:val="Heading1"/>
-        <w:rPr>
-          <w:color w:val="auto"/>
-        </w:rPr>
-      </w:pPr>
-      <w:r>
-        <w:rPr>
-          <w:color w:val="auto"/>
-        </w:rPr>
-        <w:t>EDUCATION &amp; PROFESSIONAL DEVELOPMENT</w:t>
-      </w:r>
-    </w:p>
-    <w:p>
-      <w:pPr>
-        <w:pStyle w:val="JobTitle"/>
-      </w:pPr>
-      <w:r>
-        <w:t>Post-Diploma Certificate, Integrated Artificial Intelligence</w:t>
-      </w:r>
-    </w:p>
-    <w:p>
-      <w:pPr>
-        <w:pStyle w:val="CompanyInfo"/>
-      </w:pPr>
-      <w:r>
         <w:t>Southern Alberta Institute of Technology (SAIT) | Calgary, AB | Graduated 2026</w:t>
+      </w:r>
+      <w:r>
+        <w:t>, Honours Standing (GPA 4.0)</w:t>
       </w:r>
     </w:p>
     <w:p>

--- a/documents/Resume_Roy_Aggarwal_Fall_2026.docx
+++ b/documents/Resume_Roy_Aggarwal_Fall_2026.docx
@@ -1115,7 +1115,6 @@
     <w:p>
       <w:pPr>
         <w:pStyle w:val="CompanyInfo"/>
-        <w:spacing w:after="240"/>
       </w:pPr>
       <w:r>
         <w:t>Southern Alberta Institute of Technology (SAIT)</w:t>
@@ -1125,6 +1124,21 @@
       </w:r>
       <w:r>
         <w:t>| Calgary, AB</w:t>
+      </w:r>
+    </w:p>
+    <w:p>
+      <w:pPr>
+        <w:pStyle w:val="CompanyInfo"/>
+        <w:spacing w:before="80" w:after="240"/>
+      </w:pPr>
+      <w:r>
+        <w:rPr>
+          <w:i/>
+          <w:iCs/>
+          <w:sz w:val="20"/>
+          <w:szCs w:val="20"/>
+        </w:rPr>
+        <w:t>Graduated with honours standing in all programs.</w:t>
       </w:r>
     </w:p>
     <w:sectPr>
